--- a/KURSACH/ГЧ3 - БД.docx
+++ b/KURSACH/ГЧ3 - БД.docx
@@ -4384,7 +4384,63 @@
                                 <w:szCs w:val="24"/>
                                 <w:lang w:val="ru-RU"/>
                               </w:rPr>
-                              <w:t xml:space="preserve">Диаграмма логической схемы </w:t>
+                              <w:t>Л</w:t>
+                            </w:r>
+                            <w:r>
+                              <w:rPr>
+                                <w:rFonts w:ascii="Times New Roman" w:hAnsi="Times New Roman"/>
+                                <w:sz w:val="24"/>
+                                <w:szCs w:val="24"/>
+                                <w:lang w:val="ru-RU"/>
+                              </w:rPr>
+                              <w:t>огическ</w:t>
+                            </w:r>
+                            <w:r>
+                              <w:rPr>
+                                <w:rFonts w:ascii="Times New Roman" w:hAnsi="Times New Roman"/>
+                                <w:sz w:val="24"/>
+                                <w:szCs w:val="24"/>
+                                <w:lang w:val="ru-RU"/>
+                              </w:rPr>
+                              <w:t>ая</w:t>
+                            </w:r>
+                            <w:r>
+                              <w:rPr>
+                                <w:rFonts w:ascii="Times New Roman" w:hAnsi="Times New Roman"/>
+                                <w:sz w:val="24"/>
+                                <w:szCs w:val="24"/>
+                                <w:lang w:val="ru-RU"/>
+                              </w:rPr>
+                              <w:t xml:space="preserve"> </w:t>
+                            </w:r>
+                            <w:r>
+                              <w:rPr>
+                                <w:rFonts w:ascii="Times New Roman" w:hAnsi="Times New Roman"/>
+                                <w:sz w:val="24"/>
+                                <w:szCs w:val="24"/>
+                                <w:lang w:val="ru-RU"/>
+                              </w:rPr>
+                              <w:t>схем</w:t>
+                            </w:r>
+                            <w:r>
+                              <w:rPr>
+                                <w:rFonts w:ascii="Times New Roman" w:hAnsi="Times New Roman"/>
+                                <w:sz w:val="24"/>
+                                <w:szCs w:val="24"/>
+                                <w:lang w:val="ru-RU"/>
+                              </w:rPr>
+                              <w:t>а</w:t>
+                            </w:r>
+                            <w:bookmarkStart w:id="2" w:name="_GoBack"/>
+                            <w:bookmarkEnd w:id="2"/>
+                            <w:r>
+                              <w:rPr>
+                                <w:rFonts w:ascii="Times New Roman" w:hAnsi="Times New Roman"/>
+                                <w:sz w:val="24"/>
+                                <w:szCs w:val="24"/>
+                                <w:lang w:val="ru-RU"/>
+                              </w:rPr>
+                              <w:t xml:space="preserve"> </w:t>
                             </w:r>
                           </w:p>
                           <w:p>
@@ -4461,7 +4517,63 @@
                           <w:szCs w:val="24"/>
                           <w:lang w:val="ru-RU"/>
                         </w:rPr>
-                        <w:t xml:space="preserve">Диаграмма логической схемы </w:t>
+                        <w:t>Л</w:t>
+                      </w:r>
+                      <w:r>
+                        <w:rPr>
+                          <w:rFonts w:ascii="Times New Roman" w:hAnsi="Times New Roman"/>
+                          <w:sz w:val="24"/>
+                          <w:szCs w:val="24"/>
+                          <w:lang w:val="ru-RU"/>
+                        </w:rPr>
+                        <w:t>огическ</w:t>
+                      </w:r>
+                      <w:r>
+                        <w:rPr>
+                          <w:rFonts w:ascii="Times New Roman" w:hAnsi="Times New Roman"/>
+                          <w:sz w:val="24"/>
+                          <w:szCs w:val="24"/>
+                          <w:lang w:val="ru-RU"/>
+                        </w:rPr>
+                        <w:t>ая</w:t>
+                      </w:r>
+                      <w:r>
+                        <w:rPr>
+                          <w:rFonts w:ascii="Times New Roman" w:hAnsi="Times New Roman"/>
+                          <w:sz w:val="24"/>
+                          <w:szCs w:val="24"/>
+                          <w:lang w:val="ru-RU"/>
+                        </w:rPr>
+                        <w:t xml:space="preserve"> </w:t>
+                      </w:r>
+                      <w:r>
+                        <w:rPr>
+                          <w:rFonts w:ascii="Times New Roman" w:hAnsi="Times New Roman"/>
+                          <w:sz w:val="24"/>
+                          <w:szCs w:val="24"/>
+                          <w:lang w:val="ru-RU"/>
+                        </w:rPr>
+                        <w:t>схем</w:t>
+                      </w:r>
+                      <w:r>
+                        <w:rPr>
+                          <w:rFonts w:ascii="Times New Roman" w:hAnsi="Times New Roman"/>
+                          <w:sz w:val="24"/>
+                          <w:szCs w:val="24"/>
+                          <w:lang w:val="ru-RU"/>
+                        </w:rPr>
+                        <w:t>а</w:t>
+                      </w:r>
+                      <w:bookmarkStart w:id="3" w:name="_GoBack"/>
+                      <w:bookmarkEnd w:id="3"/>
+                      <w:r>
+                        <w:rPr>
+                          <w:rFonts w:ascii="Times New Roman" w:hAnsi="Times New Roman"/>
+                          <w:sz w:val="24"/>
+                          <w:szCs w:val="24"/>
+                          <w:lang w:val="ru-RU"/>
+                        </w:rPr>
+                        <w:t xml:space="preserve"> </w:t>
                       </w:r>
                     </w:p>
                     <w:p>
@@ -6694,9 +6806,9 @@
           <w:lang w:val="ru-RU"/>
         </w:rPr>
         <w:drawing>
-          <wp:inline distT="0" distB="0" distL="0" distR="0" wp14:anchorId="51936669" wp14:editId="3B424A9F">
-            <wp:extent cx="9381850" cy="7536409"/>
-            <wp:effectExtent l="0" t="0" r="0" b="7620"/>
+          <wp:inline distT="0" distB="0" distL="0" distR="0" wp14:anchorId="4BD3EADB" wp14:editId="196F4CBF">
+            <wp:extent cx="10877703" cy="7431403"/>
+            <wp:effectExtent l="0" t="0" r="0" b="0"/>
             <wp:docPr id="1" name="Рисунок 1"/>
             <wp:cNvGraphicFramePr>
               <a:graphicFrameLocks xmlns:a="http://schemas.openxmlformats.org/drawingml/2006/main" noChangeAspect="1"/>
@@ -6723,7 +6835,7 @@
                   <pic:spPr>
                     <a:xfrm>
                       <a:off x="0" y="0"/>
-                      <a:ext cx="9411974" cy="7560608"/>
+                      <a:ext cx="10893148" cy="7441955"/>
                     </a:xfrm>
                     <a:prstGeom prst="rect">
                       <a:avLst/>
@@ -6735,8 +6847,13 @@
           </wp:inline>
         </w:drawing>
       </w:r>
-      <w:bookmarkStart w:id="1" w:name="_GoBack"/>
-      <w:bookmarkEnd w:id="1"/>
+      <w:r>
+        <w:rPr>
+          <w:noProof/>
+          <w:lang w:val="ru-RU"/>
+        </w:rPr>
+        <w:t xml:space="preserve"> </w:t>
+      </w:r>
       <w:r>
         <w:rPr>
           <w:noProof/>
@@ -6809,7 +6926,7 @@
           </mc:Choice>
           <mc:Fallback>
             <w:pict>
-              <v:rect w14:anchorId="7CD15056" id="Прямоугольник 59" o:spid="_x0000_s1026" style="position:absolute;margin-left:676.65pt;margin-top:594.25pt;width:130.9pt;height:18pt;z-index:251718656;visibility:visible;mso-wrap-style:square;mso-wrap-distance-left:9pt;mso-wrap-distance-top:0;mso-wrap-distance-right:9pt;mso-wrap-distance-bottom:0;mso-position-horizontal:absolute;mso-position-horizontal-relative:text;mso-position-vertical:absolute;mso-position-vertical-relative:text;v-text-anchor:middle" o:gfxdata="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" fillcolor="white [3212]" strokecolor="white [3212]" strokeweight="1pt"/>
+              <v:rect w14:anchorId="2D46DE6E" id="Прямоугольник 59" o:spid="_x0000_s1026" style="position:absolute;margin-left:676.65pt;margin-top:594.25pt;width:130.9pt;height:18pt;z-index:251718656;visibility:visible;mso-wrap-style:square;mso-wrap-distance-left:9pt;mso-wrap-distance-top:0;mso-wrap-distance-right:9pt;mso-wrap-distance-bottom:0;mso-position-horizontal:absolute;mso-position-horizontal-relative:text;mso-position-vertical:absolute;mso-position-vertical-relative:text;v-text-anchor:middle" o:gfxdata="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" fillcolor="white [3212]" strokecolor="white [3212]" strokeweight="1pt"/>
             </w:pict>
           </mc:Fallback>
         </mc:AlternateContent>
@@ -7660,7 +7777,7 @@
 </file>
 
 <file path=customXml/itemProps1.xml><?xml version="1.0" encoding="utf-8"?>
-<ds:datastoreItem xmlns:ds="http://schemas.openxmlformats.org/officeDocument/2006/customXml" ds:itemID="{EFE33EBE-1009-4A19-8110-1E797A75BF2D}">
+<ds:datastoreItem xmlns:ds="http://schemas.openxmlformats.org/officeDocument/2006/customXml" ds:itemID="{C94CE94F-52F1-422A-83E4-EBDB55B86586}">
   <ds:schemaRefs>
     <ds:schemaRef ds:uri="http://schemas.openxmlformats.org/officeDocument/2006/bibliography"/>
   </ds:schemaRefs>
